--- a/Description.docx
+++ b/Description.docx
@@ -2286,6 +2286,7 @@
         <w:pStyle w:val="ListParagraph"/>
         <w:ind w:left="90"/>
       </w:pPr>
+      <w:bookmarkStart w:id="0" w:name="_Hlk224334820"/>
       <w:proofErr w:type="spellStart"/>
       <w:r>
         <w:t>Bạn</w:t>
@@ -2357,6 +2358,175 @@
       </w:r>
       <w:proofErr w:type="spellEnd"/>
       <w:r>
+        <w:t xml:space="preserve"> source code </w:t>
+      </w:r>
+      <w:proofErr w:type="spellStart"/>
+      <w:r>
+        <w:t>trên</w:t>
+      </w:r>
+      <w:proofErr w:type="spellEnd"/>
+      <w:r>
+        <w:t xml:space="preserve"> ESP32 </w:t>
+      </w:r>
+      <w:proofErr w:type="spellStart"/>
+      <w:r>
+        <w:t>sao</w:t>
+      </w:r>
+      <w:proofErr w:type="spellEnd"/>
+      <w:r>
+        <w:t xml:space="preserve"> </w:t>
+      </w:r>
+      <w:proofErr w:type="spellStart"/>
+      <w:r>
+        <w:t>cho</w:t>
+      </w:r>
+      <w:proofErr w:type="spellEnd"/>
+      <w:r>
+        <w:t xml:space="preserve"> </w:t>
+      </w:r>
+      <w:proofErr w:type="spellStart"/>
+      <w:r>
+        <w:t>sao</w:t>
+      </w:r>
+      <w:proofErr w:type="spellEnd"/>
+      <w:r>
+        <w:t xml:space="preserve"> </w:t>
+      </w:r>
+      <w:proofErr w:type="spellStart"/>
+      <w:r>
+        <w:t>cho</w:t>
+      </w:r>
+      <w:proofErr w:type="spellEnd"/>
+      <w:r>
+        <w:t xml:space="preserve"> </w:t>
+      </w:r>
+      <w:proofErr w:type="spellStart"/>
+      <w:r>
+        <w:t>tối</w:t>
+      </w:r>
+      <w:proofErr w:type="spellEnd"/>
+      <w:r>
+        <w:t xml:space="preserve"> </w:t>
+      </w:r>
+      <w:proofErr w:type="spellStart"/>
+      <w:r>
+        <w:t>ưu</w:t>
+      </w:r>
+      <w:proofErr w:type="spellEnd"/>
+      <w:r>
+        <w:t xml:space="preserve"> </w:t>
+      </w:r>
+      <w:proofErr w:type="spellStart"/>
+      <w:r>
+        <w:t>nhất</w:t>
+      </w:r>
+      <w:proofErr w:type="spellEnd"/>
+      <w:r>
+        <w:t xml:space="preserve"> </w:t>
+      </w:r>
+      <w:proofErr w:type="spellStart"/>
+      <w:r>
+        <w:t>giúp</w:t>
+      </w:r>
+      <w:proofErr w:type="spellEnd"/>
+      <w:r>
+        <w:t xml:space="preserve"> </w:t>
+      </w:r>
+      <w:proofErr w:type="spellStart"/>
+      <w:r>
+        <w:t>tôi</w:t>
+      </w:r>
+      <w:proofErr w:type="spellEnd"/>
+      <w:r>
+        <w:rPr>
+          <w:color w:val="000000" w:themeColor="text1"/>
+        </w:rPr>
+        <w:t>.</w:t>
+      </w:r>
+      <w:r>
+        <w:t xml:space="preserve"> (Lưu ý </w:t>
+      </w:r>
+      <w:proofErr w:type="spellStart"/>
+      <w:r>
+        <w:t>vẫn</w:t>
+      </w:r>
+      <w:proofErr w:type="spellEnd"/>
+      <w:r>
+        <w:t xml:space="preserve"> </w:t>
+      </w:r>
+      <w:proofErr w:type="spellStart"/>
+      <w:r>
+        <w:t>giữ</w:t>
+      </w:r>
+      <w:proofErr w:type="spellEnd"/>
+      <w:r>
+        <w:t xml:space="preserve"> </w:t>
+      </w:r>
+      <w:proofErr w:type="spellStart"/>
+      <w:r>
+        <w:t>nguyên</w:t>
+      </w:r>
+      <w:proofErr w:type="spellEnd"/>
+      <w:r>
+        <w:t xml:space="preserve"> </w:t>
+      </w:r>
+      <w:proofErr w:type="spellStart"/>
+      <w:r>
+        <w:t>giải</w:t>
+      </w:r>
+      <w:proofErr w:type="spellEnd"/>
+      <w:r>
+        <w:t xml:space="preserve"> </w:t>
+      </w:r>
+      <w:proofErr w:type="spellStart"/>
+      <w:r>
+        <w:t>thuật</w:t>
+      </w:r>
+      <w:proofErr w:type="spellEnd"/>
+      <w:r>
+        <w:t xml:space="preserve">, </w:t>
+      </w:r>
+      <w:proofErr w:type="spellStart"/>
+      <w:r>
+        <w:t>cấu</w:t>
+      </w:r>
+      <w:proofErr w:type="spellEnd"/>
+      <w:r>
+        <w:t xml:space="preserve"> </w:t>
+      </w:r>
+      <w:proofErr w:type="spellStart"/>
+      <w:r>
+        <w:t>trúc</w:t>
+      </w:r>
+      <w:proofErr w:type="spellEnd"/>
+      <w:r>
+        <w:t xml:space="preserve">, logic </w:t>
+      </w:r>
+      <w:proofErr w:type="spellStart"/>
+      <w:r>
+        <w:t>của</w:t>
+      </w:r>
+      <w:proofErr w:type="spellEnd"/>
+      <w:r>
+        <w:t xml:space="preserve"> SQL</w:t>
+      </w:r>
+      <w:r>
+        <w:t xml:space="preserve"> </w:t>
+      </w:r>
+      <w:proofErr w:type="spellStart"/>
+      <w:r>
+        <w:t>và</w:t>
+      </w:r>
+      <w:proofErr w:type="spellEnd"/>
+      <w:r>
+        <w:t xml:space="preserve"> </w:t>
+      </w:r>
+      <w:proofErr w:type="spellStart"/>
+      <w:r>
+        <w:t>các</w:t>
+      </w:r>
+      <w:proofErr w:type="spellEnd"/>
+      <w:r>
         <w:t xml:space="preserve"> source code</w:t>
       </w:r>
       <w:r>
@@ -2364,68 +2534,476 @@
       </w:r>
       <w:proofErr w:type="spellStart"/>
       <w:r>
+        <w:t>không</w:t>
+      </w:r>
+      <w:proofErr w:type="spellEnd"/>
+      <w:r>
+        <w:t xml:space="preserve"> </w:t>
+      </w:r>
+      <w:proofErr w:type="spellStart"/>
+      <w:r>
+        <w:t>liên</w:t>
+      </w:r>
+      <w:proofErr w:type="spellEnd"/>
+      <w:r>
+        <w:t xml:space="preserve"> </w:t>
+      </w:r>
+      <w:proofErr w:type="spellStart"/>
+      <w:r>
+        <w:t>quan</w:t>
+      </w:r>
+      <w:proofErr w:type="spellEnd"/>
+      <w:r>
+        <w:t xml:space="preserve"> </w:t>
+      </w:r>
+      <w:proofErr w:type="spellStart"/>
+      <w:r>
+        <w:t>tới</w:t>
+      </w:r>
+      <w:proofErr w:type="spellEnd"/>
+      <w:r>
+        <w:t xml:space="preserve"> </w:t>
+      </w:r>
+      <w:proofErr w:type="spellStart"/>
+      <w:r>
+        <w:t>các</w:t>
+      </w:r>
+      <w:proofErr w:type="spellEnd"/>
+      <w:r>
+        <w:t xml:space="preserve"> </w:t>
+      </w:r>
+      <w:proofErr w:type="spellStart"/>
+      <w:r>
+        <w:t>vấn</w:t>
+      </w:r>
+      <w:proofErr w:type="spellEnd"/>
+      <w:r>
+        <w:t xml:space="preserve"> </w:t>
+      </w:r>
+      <w:proofErr w:type="spellStart"/>
+      <w:r>
+        <w:t>đề</w:t>
+      </w:r>
+      <w:proofErr w:type="spellEnd"/>
+      <w:r>
+        <w:t xml:space="preserve"> </w:t>
+      </w:r>
+      <w:proofErr w:type="spellStart"/>
+      <w:r>
+        <w:t>tôi</w:t>
+      </w:r>
+      <w:proofErr w:type="spellEnd"/>
+      <w:r>
+        <w:t xml:space="preserve"> </w:t>
+      </w:r>
+      <w:proofErr w:type="spellStart"/>
+      <w:r>
+        <w:t>trình</w:t>
+      </w:r>
+      <w:proofErr w:type="spellEnd"/>
+      <w:r>
+        <w:t xml:space="preserve"> </w:t>
+      </w:r>
+      <w:proofErr w:type="spellStart"/>
+      <w:r>
+        <w:t>bày</w:t>
+      </w:r>
+      <w:proofErr w:type="spellEnd"/>
+      <w:r>
+        <w:t xml:space="preserve"> (</w:t>
+      </w:r>
+      <w:proofErr w:type="spellStart"/>
+      <w:r>
+        <w:t>d</w:t>
+      </w:r>
+      <w:r>
+        <w:t>ùng</w:t>
+      </w:r>
+      <w:proofErr w:type="spellEnd"/>
+      <w:r>
+        <w:t xml:space="preserve"> Postman </w:t>
+      </w:r>
+      <w:proofErr w:type="spellStart"/>
+      <w:r>
+        <w:t>giả</w:t>
+      </w:r>
+      <w:proofErr w:type="spellEnd"/>
+      <w:r>
+        <w:t xml:space="preserve"> </w:t>
+      </w:r>
+      <w:proofErr w:type="spellStart"/>
+      <w:r>
+        <w:t>lập</w:t>
+      </w:r>
+      <w:proofErr w:type="spellEnd"/>
+      <w:r>
+        <w:t xml:space="preserve"> App </w:t>
+      </w:r>
+      <w:proofErr w:type="spellStart"/>
+      <w:r>
         <w:t>trên</w:t>
       </w:r>
       <w:proofErr w:type="spellEnd"/>
       <w:r>
-        <w:t xml:space="preserve"> ESP32</w:t>
-      </w:r>
-      <w:r>
-        <w:t xml:space="preserve"> </w:t>
-      </w:r>
-      <w:proofErr w:type="spellStart"/>
-      <w:r>
-        <w:t>sao</w:t>
-      </w:r>
-      <w:proofErr w:type="spellEnd"/>
-      <w:r>
-        <w:t xml:space="preserve"> </w:t>
-      </w:r>
-      <w:proofErr w:type="spellStart"/>
-      <w:r>
-        <w:t>cho</w:t>
-      </w:r>
-      <w:proofErr w:type="spellEnd"/>
-      <w:r>
-        <w:t xml:space="preserve"> </w:t>
-      </w:r>
-      <w:proofErr w:type="spellStart"/>
-      <w:r>
-        <w:t>sao</w:t>
-      </w:r>
-      <w:proofErr w:type="spellEnd"/>
-      <w:r>
-        <w:t xml:space="preserve"> </w:t>
-      </w:r>
-      <w:proofErr w:type="spellStart"/>
-      <w:r>
-        <w:t>cho</w:t>
-      </w:r>
-      <w:proofErr w:type="spellEnd"/>
-      <w:r>
-        <w:t xml:space="preserve"> </w:t>
-      </w:r>
-      <w:proofErr w:type="spellStart"/>
-      <w:r>
-        <w:t>tối</w:t>
-      </w:r>
-      <w:proofErr w:type="spellEnd"/>
-      <w:r>
-        <w:t xml:space="preserve"> </w:t>
-      </w:r>
-      <w:proofErr w:type="spellStart"/>
-      <w:r>
-        <w:t>ưu</w:t>
-      </w:r>
-      <w:proofErr w:type="spellEnd"/>
-      <w:r>
-        <w:t xml:space="preserve"> </w:t>
-      </w:r>
-      <w:proofErr w:type="spellStart"/>
-      <w:r>
-        <w:t>nhất</w:t>
-      </w:r>
-      <w:proofErr w:type="spellEnd"/>
+        <w:t xml:space="preserve"> request </w:t>
+      </w:r>
+      <w:proofErr w:type="spellStart"/>
+      <w:r>
+        <w:t>xuống</w:t>
+      </w:r>
+      <w:proofErr w:type="spellEnd"/>
+      <w:r>
+        <w:t xml:space="preserve"> ESP32 </w:t>
+      </w:r>
+      <w:proofErr w:type="spellStart"/>
+      <w:r>
+        <w:t>thông</w:t>
+      </w:r>
+      <w:proofErr w:type="spellEnd"/>
+      <w:r>
+        <w:t xml:space="preserve"> qua </w:t>
+      </w:r>
+      <w:proofErr w:type="spellStart"/>
+      <w:r>
+        <w:t>Supabase</w:t>
+      </w:r>
+      <w:proofErr w:type="spellEnd"/>
+      <w:r>
+        <w:t xml:space="preserve"> </w:t>
+      </w:r>
+      <w:proofErr w:type="spellStart"/>
+      <w:r>
+        <w:t>để</w:t>
+      </w:r>
+      <w:proofErr w:type="spellEnd"/>
+      <w:r>
+        <w:t xml:space="preserve"> Fingerprint Enroll</w:t>
+      </w:r>
+      <w:r>
+        <w:t>)</w:t>
+      </w:r>
+      <w:r>
+        <w:t xml:space="preserve">. </w:t>
+      </w:r>
+      <w:proofErr w:type="spellStart"/>
+      <w:r>
+        <w:rPr>
+          <w:color w:val="000000" w:themeColor="text1"/>
+        </w:rPr>
+        <w:t>Bạn</w:t>
+      </w:r>
+      <w:proofErr w:type="spellEnd"/>
+      <w:r>
+        <w:rPr>
+          <w:color w:val="000000" w:themeColor="text1"/>
+        </w:rPr>
+        <w:t xml:space="preserve"> </w:t>
+      </w:r>
+      <w:proofErr w:type="spellStart"/>
+      <w:r>
+        <w:rPr>
+          <w:color w:val="000000" w:themeColor="text1"/>
+        </w:rPr>
+        <w:t>hãy</w:t>
+      </w:r>
+      <w:proofErr w:type="spellEnd"/>
+      <w:r>
+        <w:rPr>
+          <w:color w:val="000000" w:themeColor="text1"/>
+        </w:rPr>
+        <w:t xml:space="preserve"> </w:t>
+      </w:r>
+      <w:proofErr w:type="spellStart"/>
+      <w:r>
+        <w:rPr>
+          <w:color w:val="000000" w:themeColor="text1"/>
+        </w:rPr>
+        <w:t>bổ</w:t>
+      </w:r>
+      <w:proofErr w:type="spellEnd"/>
+      <w:r>
+        <w:rPr>
+          <w:color w:val="000000" w:themeColor="text1"/>
+        </w:rPr>
+        <w:t xml:space="preserve"> sung </w:t>
+      </w:r>
+      <w:proofErr w:type="spellStart"/>
+      <w:r>
+        <w:rPr>
+          <w:color w:val="000000" w:themeColor="text1"/>
+        </w:rPr>
+        <w:t>những</w:t>
+      </w:r>
+      <w:proofErr w:type="spellEnd"/>
+      <w:r>
+        <w:rPr>
+          <w:color w:val="000000" w:themeColor="text1"/>
+        </w:rPr>
+        <w:t xml:space="preserve"> </w:t>
+      </w:r>
+      <w:proofErr w:type="spellStart"/>
+      <w:r>
+        <w:rPr>
+          <w:color w:val="000000" w:themeColor="text1"/>
+        </w:rPr>
+        <w:t>chỉnh</w:t>
+      </w:r>
+      <w:proofErr w:type="spellEnd"/>
+      <w:r>
+        <w:rPr>
+          <w:color w:val="000000" w:themeColor="text1"/>
+        </w:rPr>
+        <w:t xml:space="preserve"> </w:t>
+      </w:r>
+      <w:proofErr w:type="spellStart"/>
+      <w:r>
+        <w:rPr>
+          <w:color w:val="000000" w:themeColor="text1"/>
+        </w:rPr>
+        <w:t>sửa</w:t>
+      </w:r>
+      <w:proofErr w:type="spellEnd"/>
+      <w:r>
+        <w:rPr>
+          <w:color w:val="000000" w:themeColor="text1"/>
+        </w:rPr>
+        <w:t xml:space="preserve"> </w:t>
+      </w:r>
+      <w:proofErr w:type="spellStart"/>
+      <w:r>
+        <w:rPr>
+          <w:color w:val="000000" w:themeColor="text1"/>
+        </w:rPr>
+        <w:t>các</w:t>
+      </w:r>
+      <w:proofErr w:type="spellEnd"/>
+      <w:r>
+        <w:rPr>
+          <w:color w:val="000000" w:themeColor="text1"/>
+        </w:rPr>
+        <w:t xml:space="preserve"> </w:t>
+      </w:r>
+      <w:proofErr w:type="spellStart"/>
+      <w:r>
+        <w:rPr>
+          <w:color w:val="000000" w:themeColor="text1"/>
+        </w:rPr>
+        <w:t>vấn</w:t>
+      </w:r>
+      <w:proofErr w:type="spellEnd"/>
+      <w:r>
+        <w:rPr>
+          <w:color w:val="000000" w:themeColor="text1"/>
+        </w:rPr>
+        <w:t xml:space="preserve"> </w:t>
+      </w:r>
+      <w:proofErr w:type="spellStart"/>
+      <w:r>
+        <w:rPr>
+          <w:color w:val="000000" w:themeColor="text1"/>
+        </w:rPr>
+        <w:t>đề</w:t>
+      </w:r>
+      <w:proofErr w:type="spellEnd"/>
+      <w:r>
+        <w:rPr>
+          <w:color w:val="000000" w:themeColor="text1"/>
+        </w:rPr>
+        <w:t xml:space="preserve"> </w:t>
+      </w:r>
+      <w:proofErr w:type="spellStart"/>
+      <w:r>
+        <w:rPr>
+          <w:color w:val="000000" w:themeColor="text1"/>
+        </w:rPr>
+        <w:t>tôi</w:t>
+      </w:r>
+      <w:proofErr w:type="spellEnd"/>
+      <w:r>
+        <w:rPr>
+          <w:color w:val="000000" w:themeColor="text1"/>
+        </w:rPr>
+        <w:t xml:space="preserve"> </w:t>
+      </w:r>
+      <w:proofErr w:type="spellStart"/>
+      <w:r>
+        <w:rPr>
+          <w:color w:val="000000" w:themeColor="text1"/>
+        </w:rPr>
+        <w:t>trình</w:t>
+      </w:r>
+      <w:proofErr w:type="spellEnd"/>
+      <w:r>
+        <w:rPr>
+          <w:color w:val="000000" w:themeColor="text1"/>
+        </w:rPr>
+        <w:t xml:space="preserve"> </w:t>
+      </w:r>
+      <w:proofErr w:type="spellStart"/>
+      <w:r>
+        <w:rPr>
+          <w:color w:val="000000" w:themeColor="text1"/>
+        </w:rPr>
+        <w:t>bày</w:t>
+      </w:r>
+      <w:proofErr w:type="spellEnd"/>
+      <w:r>
+        <w:rPr>
+          <w:color w:val="000000" w:themeColor="text1"/>
+        </w:rPr>
+        <w:t xml:space="preserve"> </w:t>
+      </w:r>
+      <w:proofErr w:type="spellStart"/>
+      <w:r>
+        <w:rPr>
+          <w:color w:val="000000" w:themeColor="text1"/>
+        </w:rPr>
+        <w:t>thành</w:t>
+      </w:r>
+      <w:proofErr w:type="spellEnd"/>
+      <w:r>
+        <w:rPr>
+          <w:color w:val="000000" w:themeColor="text1"/>
+        </w:rPr>
+        <w:t xml:space="preserve"> SQL </w:t>
+      </w:r>
+      <w:proofErr w:type="spellStart"/>
+      <w:r>
+        <w:t>và</w:t>
+      </w:r>
+      <w:proofErr w:type="spellEnd"/>
+      <w:r>
+        <w:t xml:space="preserve"> source code</w:t>
+      </w:r>
+      <w:r>
+        <w:t xml:space="preserve"> </w:t>
+      </w:r>
+      <w:proofErr w:type="spellStart"/>
+      <w:r>
+        <w:t>hoàn</w:t>
+      </w:r>
+      <w:proofErr w:type="spellEnd"/>
+      <w:r>
+        <w:t xml:space="preserve"> </w:t>
+      </w:r>
+      <w:proofErr w:type="spellStart"/>
+      <w:r>
+        <w:t>chỉnh</w:t>
+      </w:r>
+      <w:proofErr w:type="spellEnd"/>
+      <w:r>
+        <w:t xml:space="preserve"> </w:t>
+      </w:r>
+      <w:proofErr w:type="spellStart"/>
+      <w:r>
+        <w:t>để</w:t>
+      </w:r>
+      <w:proofErr w:type="spellEnd"/>
+      <w:r>
+        <w:t xml:space="preserve"> </w:t>
+      </w:r>
+      <w:proofErr w:type="spellStart"/>
+      <w:r>
+        <w:t>tôi</w:t>
+      </w:r>
+      <w:proofErr w:type="spellEnd"/>
+      <w:r>
+        <w:rPr>
+          <w:color w:val="000000" w:themeColor="text1"/>
+        </w:rPr>
+        <w:t xml:space="preserve"> copy</w:t>
+      </w:r>
+      <w:r>
+        <w:t xml:space="preserve"> </w:t>
+      </w:r>
+      <w:proofErr w:type="spellStart"/>
+      <w:r>
+        <w:t>và</w:t>
+      </w:r>
+      <w:proofErr w:type="spellEnd"/>
+      <w:r>
+        <w:t xml:space="preserve"> </w:t>
+      </w:r>
+      <w:proofErr w:type="spellStart"/>
+      <w:r>
+        <w:t>bạn</w:t>
+      </w:r>
+      <w:proofErr w:type="spellEnd"/>
+      <w:r>
+        <w:t xml:space="preserve"> </w:t>
+      </w:r>
+      <w:proofErr w:type="spellStart"/>
+      <w:r>
+        <w:t>hãy</w:t>
+      </w:r>
+      <w:proofErr w:type="spellEnd"/>
+      <w:r>
+        <w:t xml:space="preserve"> </w:t>
+      </w:r>
+      <w:proofErr w:type="spellStart"/>
+      <w:r>
+        <w:t>hướng</w:t>
+      </w:r>
+      <w:proofErr w:type="spellEnd"/>
+      <w:r>
+        <w:t xml:space="preserve"> </w:t>
+      </w:r>
+      <w:proofErr w:type="spellStart"/>
+      <w:r>
+        <w:t>dẫn</w:t>
+      </w:r>
+      <w:proofErr w:type="spellEnd"/>
+      <w:r>
+        <w:t xml:space="preserve"> chi </w:t>
+      </w:r>
+      <w:proofErr w:type="spellStart"/>
+      <w:r>
+        <w:t>tiết</w:t>
+      </w:r>
+      <w:proofErr w:type="spellEnd"/>
+      <w:r>
+        <w:t xml:space="preserve"> </w:t>
+      </w:r>
+      <w:proofErr w:type="spellStart"/>
+      <w:r>
+        <w:t>cách</w:t>
+      </w:r>
+      <w:proofErr w:type="spellEnd"/>
+      <w:r>
+        <w:t xml:space="preserve"> </w:t>
+      </w:r>
+      <w:proofErr w:type="spellStart"/>
+      <w:r>
+        <w:t>dùng</w:t>
+      </w:r>
+      <w:proofErr w:type="spellEnd"/>
+      <w:r>
+        <w:t xml:space="preserve"> Postman </w:t>
+      </w:r>
+      <w:proofErr w:type="spellStart"/>
+      <w:r>
+        <w:t>giả</w:t>
+      </w:r>
+      <w:proofErr w:type="spellEnd"/>
+      <w:r>
+        <w:t xml:space="preserve"> </w:t>
+      </w:r>
+      <w:proofErr w:type="spellStart"/>
+      <w:r>
+        <w:t>lập</w:t>
+      </w:r>
+      <w:proofErr w:type="spellEnd"/>
+      <w:r>
+        <w:t xml:space="preserve"> App </w:t>
+      </w:r>
+      <w:proofErr w:type="spellStart"/>
+      <w:r>
+        <w:t>để</w:t>
+      </w:r>
+      <w:proofErr w:type="spellEnd"/>
+      <w:r>
+        <w:t xml:space="preserve"> test</w:t>
+      </w:r>
       <w:r>
         <w:t xml:space="preserve"> </w:t>
       </w:r>
@@ -2443,586 +3021,10 @@
       </w:r>
       <w:proofErr w:type="spellEnd"/>
       <w:r>
-        <w:rPr>
-          <w:color w:val="000000" w:themeColor="text1"/>
-        </w:rPr>
-        <w:t>.</w:t>
-      </w:r>
-      <w:r>
-        <w:t xml:space="preserve"> (Lưu ý </w:t>
-      </w:r>
-      <w:proofErr w:type="spellStart"/>
-      <w:r>
-        <w:t>vẫn</w:t>
-      </w:r>
-      <w:proofErr w:type="spellEnd"/>
-      <w:r>
-        <w:t xml:space="preserve"> </w:t>
-      </w:r>
-      <w:proofErr w:type="spellStart"/>
-      <w:r>
-        <w:t>giữ</w:t>
-      </w:r>
-      <w:proofErr w:type="spellEnd"/>
-      <w:r>
-        <w:t xml:space="preserve"> </w:t>
-      </w:r>
-      <w:proofErr w:type="spellStart"/>
-      <w:r>
-        <w:t>nguyên</w:t>
-      </w:r>
-      <w:proofErr w:type="spellEnd"/>
-      <w:r>
-        <w:t xml:space="preserve"> </w:t>
-      </w:r>
-      <w:proofErr w:type="spellStart"/>
-      <w:r>
-        <w:t>giải</w:t>
-      </w:r>
-      <w:proofErr w:type="spellEnd"/>
-      <w:r>
-        <w:t xml:space="preserve"> </w:t>
-      </w:r>
-      <w:proofErr w:type="spellStart"/>
-      <w:r>
-        <w:t>thuật</w:t>
-      </w:r>
-      <w:proofErr w:type="spellEnd"/>
-      <w:r>
-        <w:t xml:space="preserve">, </w:t>
-      </w:r>
-      <w:proofErr w:type="spellStart"/>
-      <w:r>
-        <w:t>cấu</w:t>
-      </w:r>
-      <w:proofErr w:type="spellEnd"/>
-      <w:r>
-        <w:t xml:space="preserve"> </w:t>
-      </w:r>
-      <w:proofErr w:type="spellStart"/>
-      <w:r>
-        <w:t>trúc</w:t>
-      </w:r>
-      <w:proofErr w:type="spellEnd"/>
-      <w:r>
-        <w:t xml:space="preserve">, logic </w:t>
-      </w:r>
-      <w:proofErr w:type="spellStart"/>
-      <w:r>
-        <w:t>của</w:t>
-      </w:r>
-      <w:proofErr w:type="spellEnd"/>
-      <w:r>
-        <w:t xml:space="preserve"> SQL</w:t>
-      </w:r>
-      <w:r>
-        <w:t xml:space="preserve"> </w:t>
-      </w:r>
-      <w:proofErr w:type="spellStart"/>
-      <w:r>
-        <w:t>và</w:t>
-      </w:r>
-      <w:proofErr w:type="spellEnd"/>
-      <w:r>
-        <w:t xml:space="preserve"> </w:t>
-      </w:r>
-      <w:proofErr w:type="spellStart"/>
-      <w:r>
-        <w:t>các</w:t>
-      </w:r>
-      <w:proofErr w:type="spellEnd"/>
-      <w:r>
-        <w:t xml:space="preserve"> source code</w:t>
-      </w:r>
-      <w:r>
-        <w:t xml:space="preserve"> </w:t>
-      </w:r>
-      <w:proofErr w:type="spellStart"/>
-      <w:r>
-        <w:t>không</w:t>
-      </w:r>
-      <w:proofErr w:type="spellEnd"/>
-      <w:r>
-        <w:t xml:space="preserve"> </w:t>
-      </w:r>
-      <w:proofErr w:type="spellStart"/>
-      <w:r>
-        <w:t>liên</w:t>
-      </w:r>
-      <w:proofErr w:type="spellEnd"/>
-      <w:r>
-        <w:t xml:space="preserve"> </w:t>
-      </w:r>
-      <w:proofErr w:type="spellStart"/>
-      <w:r>
-        <w:t>quan</w:t>
-      </w:r>
-      <w:proofErr w:type="spellEnd"/>
-      <w:r>
-        <w:t xml:space="preserve"> </w:t>
-      </w:r>
-      <w:proofErr w:type="spellStart"/>
-      <w:r>
-        <w:t>tới</w:t>
-      </w:r>
-      <w:proofErr w:type="spellEnd"/>
-      <w:r>
-        <w:t xml:space="preserve"> </w:t>
-      </w:r>
-      <w:proofErr w:type="spellStart"/>
-      <w:r>
-        <w:t>các</w:t>
-      </w:r>
-      <w:proofErr w:type="spellEnd"/>
-      <w:r>
-        <w:t xml:space="preserve"> </w:t>
-      </w:r>
-      <w:proofErr w:type="spellStart"/>
-      <w:r>
-        <w:t>vấn</w:t>
-      </w:r>
-      <w:proofErr w:type="spellEnd"/>
-      <w:r>
-        <w:t xml:space="preserve"> </w:t>
-      </w:r>
-      <w:proofErr w:type="spellStart"/>
-      <w:r>
-        <w:t>đề</w:t>
-      </w:r>
-      <w:proofErr w:type="spellEnd"/>
-      <w:r>
-        <w:t xml:space="preserve"> </w:t>
-      </w:r>
-      <w:proofErr w:type="spellStart"/>
-      <w:r>
-        <w:t>tôi</w:t>
-      </w:r>
-      <w:proofErr w:type="spellEnd"/>
-      <w:r>
-        <w:t xml:space="preserve"> </w:t>
-      </w:r>
-      <w:proofErr w:type="spellStart"/>
-      <w:r>
-        <w:t>trình</w:t>
-      </w:r>
-      <w:proofErr w:type="spellEnd"/>
-      <w:r>
-        <w:t xml:space="preserve"> </w:t>
-      </w:r>
-      <w:proofErr w:type="spellStart"/>
-      <w:r>
-        <w:t>bày</w:t>
-      </w:r>
-      <w:proofErr w:type="spellEnd"/>
-      <w:r>
-        <w:t xml:space="preserve"> (</w:t>
-      </w:r>
-      <w:proofErr w:type="spellStart"/>
-      <w:r>
-        <w:t>Dùng</w:t>
-      </w:r>
-      <w:proofErr w:type="spellEnd"/>
-      <w:r>
-        <w:t xml:space="preserve"> Postman </w:t>
-      </w:r>
-      <w:proofErr w:type="spellStart"/>
-      <w:r>
-        <w:t>giả</w:t>
-      </w:r>
-      <w:proofErr w:type="spellEnd"/>
-      <w:r>
-        <w:t xml:space="preserve"> </w:t>
-      </w:r>
-      <w:proofErr w:type="spellStart"/>
-      <w:r>
-        <w:t>lập</w:t>
-      </w:r>
-      <w:proofErr w:type="spellEnd"/>
-      <w:r>
-        <w:t xml:space="preserve"> App </w:t>
-      </w:r>
-      <w:proofErr w:type="spellStart"/>
-      <w:r>
-        <w:t>trên</w:t>
-      </w:r>
-      <w:proofErr w:type="spellEnd"/>
-      <w:r>
-        <w:t xml:space="preserve"> request </w:t>
-      </w:r>
-      <w:proofErr w:type="spellStart"/>
-      <w:r>
-        <w:t>xuống</w:t>
-      </w:r>
-      <w:proofErr w:type="spellEnd"/>
-      <w:r>
-        <w:t xml:space="preserve"> ESP32 </w:t>
-      </w:r>
-      <w:proofErr w:type="spellStart"/>
-      <w:r>
-        <w:t>thông</w:t>
-      </w:r>
-      <w:proofErr w:type="spellEnd"/>
-      <w:r>
-        <w:t xml:space="preserve"> qua </w:t>
-      </w:r>
-      <w:proofErr w:type="spellStart"/>
-      <w:r>
-        <w:t>Supabase</w:t>
-      </w:r>
-      <w:proofErr w:type="spellEnd"/>
-      <w:r>
-        <w:t xml:space="preserve"> </w:t>
-      </w:r>
-      <w:proofErr w:type="spellStart"/>
-      <w:r>
-        <w:t>để</w:t>
-      </w:r>
-      <w:proofErr w:type="spellEnd"/>
-      <w:r>
-        <w:t xml:space="preserve"> Fingerprint Enroll</w:t>
-      </w:r>
-      <w:r>
-        <w:t xml:space="preserve">. </w:t>
-      </w:r>
-      <w:proofErr w:type="spellStart"/>
-      <w:r>
-        <w:rPr>
-          <w:color w:val="000000" w:themeColor="text1"/>
-        </w:rPr>
-        <w:t>Bạn</w:t>
-      </w:r>
-      <w:proofErr w:type="spellEnd"/>
-      <w:r>
-        <w:rPr>
-          <w:color w:val="000000" w:themeColor="text1"/>
-        </w:rPr>
-        <w:t xml:space="preserve"> </w:t>
-      </w:r>
-      <w:proofErr w:type="spellStart"/>
-      <w:r>
-        <w:rPr>
-          <w:color w:val="000000" w:themeColor="text1"/>
-        </w:rPr>
-        <w:t>hãy</w:t>
-      </w:r>
-      <w:proofErr w:type="spellEnd"/>
-      <w:r>
-        <w:rPr>
-          <w:color w:val="000000" w:themeColor="text1"/>
-        </w:rPr>
-        <w:t xml:space="preserve"> </w:t>
-      </w:r>
-      <w:proofErr w:type="spellStart"/>
-      <w:r>
-        <w:rPr>
-          <w:color w:val="000000" w:themeColor="text1"/>
-        </w:rPr>
-        <w:t>bổ</w:t>
-      </w:r>
-      <w:proofErr w:type="spellEnd"/>
-      <w:r>
-        <w:rPr>
-          <w:color w:val="000000" w:themeColor="text1"/>
-        </w:rPr>
-        <w:t xml:space="preserve"> sung </w:t>
-      </w:r>
-      <w:proofErr w:type="spellStart"/>
-      <w:r>
-        <w:rPr>
-          <w:color w:val="000000" w:themeColor="text1"/>
-        </w:rPr>
-        <w:t>những</w:t>
-      </w:r>
-      <w:proofErr w:type="spellEnd"/>
-      <w:r>
-        <w:rPr>
-          <w:color w:val="000000" w:themeColor="text1"/>
-        </w:rPr>
-        <w:t xml:space="preserve"> </w:t>
-      </w:r>
-      <w:proofErr w:type="spellStart"/>
-      <w:r>
-        <w:rPr>
-          <w:color w:val="000000" w:themeColor="text1"/>
-        </w:rPr>
-        <w:t>chỉnh</w:t>
-      </w:r>
-      <w:proofErr w:type="spellEnd"/>
-      <w:r>
-        <w:rPr>
-          <w:color w:val="000000" w:themeColor="text1"/>
-        </w:rPr>
-        <w:t xml:space="preserve"> </w:t>
-      </w:r>
-      <w:proofErr w:type="spellStart"/>
-      <w:r>
-        <w:rPr>
-          <w:color w:val="000000" w:themeColor="text1"/>
-        </w:rPr>
-        <w:t>sửa</w:t>
-      </w:r>
-      <w:proofErr w:type="spellEnd"/>
-      <w:r>
-        <w:rPr>
-          <w:color w:val="000000" w:themeColor="text1"/>
-        </w:rPr>
-        <w:t xml:space="preserve"> </w:t>
-      </w:r>
-      <w:proofErr w:type="spellStart"/>
-      <w:r>
-        <w:rPr>
-          <w:color w:val="000000" w:themeColor="text1"/>
-        </w:rPr>
-        <w:t>các</w:t>
-      </w:r>
-      <w:proofErr w:type="spellEnd"/>
-      <w:r>
-        <w:rPr>
-          <w:color w:val="000000" w:themeColor="text1"/>
-        </w:rPr>
-        <w:t xml:space="preserve"> </w:t>
-      </w:r>
-      <w:proofErr w:type="spellStart"/>
-      <w:r>
-        <w:rPr>
-          <w:color w:val="000000" w:themeColor="text1"/>
-        </w:rPr>
-        <w:t>vấn</w:t>
-      </w:r>
-      <w:proofErr w:type="spellEnd"/>
-      <w:r>
-        <w:rPr>
-          <w:color w:val="000000" w:themeColor="text1"/>
-        </w:rPr>
-        <w:t xml:space="preserve"> </w:t>
-      </w:r>
-      <w:proofErr w:type="spellStart"/>
-      <w:r>
-        <w:rPr>
-          <w:color w:val="000000" w:themeColor="text1"/>
-        </w:rPr>
-        <w:t>đề</w:t>
-      </w:r>
-      <w:proofErr w:type="spellEnd"/>
-      <w:r>
-        <w:rPr>
-          <w:color w:val="000000" w:themeColor="text1"/>
-        </w:rPr>
-        <w:t xml:space="preserve"> </w:t>
-      </w:r>
-      <w:proofErr w:type="spellStart"/>
-      <w:r>
-        <w:rPr>
-          <w:color w:val="000000" w:themeColor="text1"/>
-        </w:rPr>
-        <w:t>tôi</w:t>
-      </w:r>
-      <w:proofErr w:type="spellEnd"/>
-      <w:r>
-        <w:rPr>
-          <w:color w:val="000000" w:themeColor="text1"/>
-        </w:rPr>
-        <w:t xml:space="preserve"> </w:t>
-      </w:r>
-      <w:proofErr w:type="spellStart"/>
-      <w:r>
-        <w:rPr>
-          <w:color w:val="000000" w:themeColor="text1"/>
-        </w:rPr>
-        <w:t>trình</w:t>
-      </w:r>
-      <w:proofErr w:type="spellEnd"/>
-      <w:r>
-        <w:rPr>
-          <w:color w:val="000000" w:themeColor="text1"/>
-        </w:rPr>
-        <w:t xml:space="preserve"> </w:t>
-      </w:r>
-      <w:proofErr w:type="spellStart"/>
-      <w:r>
-        <w:rPr>
-          <w:color w:val="000000" w:themeColor="text1"/>
-        </w:rPr>
-        <w:t>bày</w:t>
-      </w:r>
-      <w:proofErr w:type="spellEnd"/>
-      <w:r>
-        <w:rPr>
-          <w:color w:val="000000" w:themeColor="text1"/>
-        </w:rPr>
-        <w:t xml:space="preserve"> </w:t>
-      </w:r>
-      <w:proofErr w:type="spellStart"/>
-      <w:r>
-        <w:rPr>
-          <w:color w:val="000000" w:themeColor="text1"/>
-        </w:rPr>
-        <w:t>thành</w:t>
-      </w:r>
-      <w:proofErr w:type="spellEnd"/>
-      <w:r>
-        <w:rPr>
-          <w:color w:val="000000" w:themeColor="text1"/>
-        </w:rPr>
-        <w:t xml:space="preserve"> SQL </w:t>
-      </w:r>
-      <w:proofErr w:type="spellStart"/>
-      <w:r>
-        <w:t>và</w:t>
-      </w:r>
-      <w:proofErr w:type="spellEnd"/>
-      <w:r>
-        <w:t xml:space="preserve"> source code</w:t>
-      </w:r>
-      <w:r>
-        <w:t xml:space="preserve"> </w:t>
-      </w:r>
-      <w:proofErr w:type="spellStart"/>
-      <w:r>
-        <w:t>hoàn</w:t>
-      </w:r>
-      <w:proofErr w:type="spellEnd"/>
-      <w:r>
-        <w:t xml:space="preserve"> </w:t>
-      </w:r>
-      <w:proofErr w:type="spellStart"/>
-      <w:r>
-        <w:t>chỉnh</w:t>
-      </w:r>
-      <w:proofErr w:type="spellEnd"/>
-      <w:r>
-        <w:t xml:space="preserve"> </w:t>
-      </w:r>
-      <w:proofErr w:type="spellStart"/>
-      <w:r>
-        <w:t>để</w:t>
-      </w:r>
-      <w:proofErr w:type="spellEnd"/>
-      <w:r>
-        <w:t xml:space="preserve"> </w:t>
-      </w:r>
-      <w:proofErr w:type="spellStart"/>
-      <w:r>
-        <w:t>tôi</w:t>
-      </w:r>
-      <w:proofErr w:type="spellEnd"/>
-      <w:r>
-        <w:rPr>
-          <w:color w:val="000000" w:themeColor="text1"/>
-        </w:rPr>
-        <w:t xml:space="preserve"> copy</w:t>
-      </w:r>
-      <w:r>
-        <w:t xml:space="preserve"> </w:t>
-      </w:r>
-      <w:proofErr w:type="spellStart"/>
-      <w:r>
-        <w:t>và</w:t>
-      </w:r>
-      <w:proofErr w:type="spellEnd"/>
-      <w:r>
-        <w:t xml:space="preserve"> </w:t>
-      </w:r>
-      <w:proofErr w:type="spellStart"/>
-      <w:r>
-        <w:t>bạn</w:t>
-      </w:r>
-      <w:proofErr w:type="spellEnd"/>
-      <w:r>
-        <w:t xml:space="preserve"> </w:t>
-      </w:r>
-      <w:proofErr w:type="spellStart"/>
-      <w:r>
-        <w:t>hãy</w:t>
-      </w:r>
-      <w:proofErr w:type="spellEnd"/>
-      <w:r>
-        <w:t xml:space="preserve"> </w:t>
-      </w:r>
-      <w:proofErr w:type="spellStart"/>
-      <w:r>
-        <w:t>hướng</w:t>
-      </w:r>
-      <w:proofErr w:type="spellEnd"/>
-      <w:r>
-        <w:t xml:space="preserve"> </w:t>
-      </w:r>
-      <w:proofErr w:type="spellStart"/>
-      <w:r>
-        <w:t>dẫn</w:t>
-      </w:r>
-      <w:proofErr w:type="spellEnd"/>
-      <w:r>
-        <w:t xml:space="preserve"> chi </w:t>
-      </w:r>
-      <w:proofErr w:type="spellStart"/>
-      <w:r>
-        <w:t>tiết</w:t>
-      </w:r>
-      <w:proofErr w:type="spellEnd"/>
-      <w:r>
-        <w:t xml:space="preserve"> </w:t>
-      </w:r>
-      <w:proofErr w:type="spellStart"/>
-      <w:r>
-        <w:t>cách</w:t>
-      </w:r>
-      <w:proofErr w:type="spellEnd"/>
-      <w:r>
-        <w:t xml:space="preserve"> </w:t>
-      </w:r>
-      <w:proofErr w:type="spellStart"/>
-      <w:r>
-        <w:t>dùng</w:t>
-      </w:r>
-      <w:proofErr w:type="spellEnd"/>
-      <w:r>
-        <w:t xml:space="preserve"> Postman </w:t>
-      </w:r>
-      <w:proofErr w:type="spellStart"/>
-      <w:r>
-        <w:t>giả</w:t>
-      </w:r>
-      <w:proofErr w:type="spellEnd"/>
-      <w:r>
-        <w:t xml:space="preserve"> </w:t>
-      </w:r>
-      <w:proofErr w:type="spellStart"/>
-      <w:r>
-        <w:t>lập</w:t>
-      </w:r>
-      <w:proofErr w:type="spellEnd"/>
-      <w:r>
-        <w:t xml:space="preserve"> App </w:t>
-      </w:r>
-      <w:proofErr w:type="spellStart"/>
-      <w:r>
-        <w:t>để</w:t>
-      </w:r>
-      <w:proofErr w:type="spellEnd"/>
-      <w:r>
-        <w:t xml:space="preserve"> test</w:t>
-      </w:r>
-      <w:r>
-        <w:t xml:space="preserve"> </w:t>
-      </w:r>
-      <w:proofErr w:type="spellStart"/>
-      <w:r>
-        <w:t>giúp</w:t>
-      </w:r>
-      <w:proofErr w:type="spellEnd"/>
-      <w:r>
-        <w:t xml:space="preserve"> </w:t>
-      </w:r>
-      <w:proofErr w:type="spellStart"/>
-      <w:r>
-        <w:t>tôi</w:t>
-      </w:r>
-      <w:proofErr w:type="spellEnd"/>
-      <w:r>
         <w:t>)</w:t>
       </w:r>
     </w:p>
+    <w:bookmarkEnd w:id="0"/>
     <w:p/>
     <w:sectPr>
       <w:pgSz w:w="12240" w:h="15840"/>
